--- a/examples/resilient-retrofits/jobs/alder-st/output/Work Order - MASTER - Alder - 2026-07-29.docx
+++ b/examples/resilient-retrofits/jobs/alder-st/output/Work Order - MASTER - Alder - 2026-07-29.docx
@@ -267,7 +267,7 @@
                 <w:b/>
                 <w:sz w:val="20"/>
               </w:rPr>
-              <w:t>Phone</w:t>
+              <w:t>Homeowner phone</w:t>
             </w:r>
           </w:p>
         </w:tc>
@@ -354,7 +354,7 @@
                 <w:rFonts w:ascii="Arial" w:hAnsi="Arial"/>
                 <w:sz w:val="20"/>
               </w:rPr>
-              <w:t>Kyle — (503) 555-0117</w:t>
+              <w:t>Kyle Kanooth, Project Manager — (503) 555-0117</w:t>
             </w:r>
           </w:p>
         </w:tc>
@@ -548,7 +548,7 @@
           <w:color w:val="C0504D"/>
           <w:sz w:val="22"/>
         </w:rPr>
-        <w:t>⚠  SAFETY FLAGS: LEAD PAINT — 1962 home, lead-safe (RRP) practices on any paint disturbance</w:t>
+        <w:t>⚠  SAFETY FLAGS: LEAD PAINT — 1962 home. Use lead-safe (RRP) practices any time you disturb paint.</w:t>
       </w:r>
     </w:p>
     <w:p>
@@ -579,7 +579,7 @@
           <w:i w:val="0"/>
           <w:sz w:val="20"/>
         </w:rPr>
-        <w:t>•  Access: front door, lockbox on hose bib — code with homeowner; park in driveway, keep the sidewalk clear</w:t>
+        <w:t>•  Access: front door. Lockbox on the hose bib — code comes from the homeowner. Park in the driveway and keep the sidewalk clear.</w:t>
       </w:r>
     </w:p>
     <w:p>
@@ -593,7 +593,7 @@
           <w:i w:val="0"/>
           <w:sz w:val="20"/>
         </w:rPr>
-        <w:t>•  Occupants: Casey works from home (back office); indoor cat — keep exterior doors closed</w:t>
+        <w:t>•  Occupants: Casey works from home in the back office. The cat is indoors-only — keep exterior doors closed.</w:t>
       </w:r>
     </w:p>
     <w:p>
@@ -624,7 +624,7 @@
           <w:i w:val="0"/>
           <w:sz w:val="20"/>
         </w:rPr>
-        <w:t>•  1962 one-story bungalow, 940 sf, vented attic, crawlspace foundation</w:t>
+        <w:t>•  1962 one-story bungalow, 940 sf. Vented attic, crawlspace foundation.</w:t>
       </w:r>
     </w:p>
     <w:p>
@@ -638,7 +638,7 @@
           <w:i w:val="0"/>
           <w:sz w:val="20"/>
         </w:rPr>
-        <w:t>•  Existing heat: gas furnace (hall closet, ducts through the attic) — coming out Day 1</w:t>
+        <w:t>•  Existing heat is a gas furnace in the hall closet with ducts through the attic. It comes out Day 1.</w:t>
       </w:r>
     </w:p>
     <w:p>
@@ -652,7 +652,7 @@
           <w:i w:val="0"/>
           <w:sz w:val="20"/>
         </w:rPr>
-        <w:t>•  Gas stays live at the meter for the range and water heater — cap at the furnace only</w:t>
+        <w:t>•  The gas meter stays live for the range and water heater. Cap the gas at the furnace only.</w:t>
       </w:r>
     </w:p>
     <w:p>
@@ -683,7 +683,7 @@
           <w:i w:val="0"/>
           <w:sz w:val="20"/>
         </w:rPr>
-        <w:t>•  Comfort first: living room runs cold every winter, bedroom overheats in summer</w:t>
+        <w:t>•  Comfort first. The living room runs cold every winter and the bedroom overheats in summer. The two heads are placed to fix exactly that.</w:t>
       </w:r>
     </w:p>
     <w:p>
@@ -697,7 +697,7 @@
           <w:i w:val="0"/>
           <w:sz w:val="20"/>
         </w:rPr>
-        <w:t>•  Kitchen has no exhaust at all — new hood is a big deal to Casey</w:t>
+        <w:t>•  The kitchen has no exhaust at all. The new hood is a big deal to Casey — make it right.</w:t>
       </w:r>
     </w:p>
     <w:p>
@@ -711,7 +711,7 @@
           <w:i w:val="0"/>
           <w:sz w:val="20"/>
         </w:rPr>
-        <w:t>•  Kitchen remodel is NOT in this scope (homeowner aware) — hood vents through the existing cabinet run</w:t>
+        <w:t>•  The kitchen remodel is NOT in this scope (homeowner aware). The hood vents through the existing cabinet run.</w:t>
       </w:r>
     </w:p>
     <w:p>
@@ -855,7 +855,7 @@
                 <w:rFonts w:ascii="Arial" w:hAnsi="Arial"/>
                 <w:sz w:val="18"/>
               </w:rPr>
-              <w:t>Remove gas furnace · Install ductless heat pump · Range hood duct · Bath fan</w:t>
+              <w:t>Remove the gas furnace · Install the ductless heat pump · Range hood duct · Bath fan</w:t>
             </w:r>
           </w:p>
         </w:tc>
@@ -971,7 +971,7 @@
                 <w:rFonts w:ascii="Arial" w:hAnsi="Arial"/>
                 <w:sz w:val="18"/>
               </w:rPr>
-              <w:t>New 240V circuit for heat pump</w:t>
+              <w:t>New 240V circuit for the heat pump</w:t>
             </w:r>
           </w:p>
         </w:tc>
@@ -1177,7 +1177,7 @@
                 <w:rFonts w:ascii="Arial" w:hAnsi="Arial"/>
                 <w:sz w:val="18"/>
               </w:rPr>
-              <w:t>HVAC: furnace out, gas capped at the appliance, attic ducts out · WX: vacuum attic clean, start air seal, hold hood/fan duct spots · ELEC: run + energize ODU circuit</w:t>
+              <w:t>HVAC: pull the furnace, cap the gas at the appliance, take the attic ducts out · WX: vacuum the attic clean, start the air seal, hold the hood and bath-fan duct spots open · ELEC: run the ODU circuit and turn it on</w:t>
             </w:r>
           </w:p>
         </w:tc>
@@ -1263,7 +1263,7 @@
                 <w:rFonts w:ascii="Arial" w:hAnsi="Arial"/>
                 <w:sz w:val="18"/>
               </w:rPr>
-              <w:t>HVAC: set ODU + heads + linesets, run hood + bath-fan ducts, commission both zones · WX: seal around new ducts, finish air seal, attic prep · blower door verifies tight · WX: blow R-49</w:t>
+              <w:t>HVAC: set the ODU, both heads, and linesets, run the hood and bath-fan ducts, commission both zones · WX: seal around the new ducts, finish the air seal, finish attic prep · blower door proves the plane tight · WX: blow R-49</w:t>
             </w:r>
           </w:p>
         </w:tc>
@@ -1349,7 +1349,7 @@
                 <w:rFonts w:ascii="Arial" w:hAnsi="Arial"/>
                 <w:sz w:val="18"/>
               </w:rPr>
-              <w:t>Final blower door · walk every measure · homeowner sign-off</w:t>
+              <w:t>Final blower door · walk every measure against this work order · Casey signs off</w:t>
             </w:r>
           </w:p>
         </w:tc>
@@ -1366,7 +1366,7 @@
           <w:i w:val="0"/>
           <w:sz w:val="20"/>
         </w:rPr>
-        <w:t>•  The attic opens Day 1 so every duct runs Day 2 before anything is sealed or blown.</w:t>
+        <w:t>•  The attic opens Day 1. Every duct runs Day 2 through the spots WX held open. Nothing gets sealed over or blown until the ducts are in.</w:t>
       </w:r>
     </w:p>
     <w:p>
@@ -1380,7 +1380,7 @@
           <w:i w:val="0"/>
           <w:sz w:val="20"/>
         </w:rPr>
-        <w:t>•  Both install crews on site Days 1–2; the whole install finishes Day 2.</w:t>
+        <w:t>•  One rule decides Day 2's order: air-seal, blower door, then blow. Cellulose over a leaky plane is buried rework — the blower door proves the plane tight before the machine starts.</w:t>
       </w:r>
     </w:p>
     <w:p>
@@ -1394,7 +1394,7 @@
           <w:i w:val="0"/>
           <w:sz w:val="20"/>
         </w:rPr>
-        <w:t>•  Blow R-49 LAST — only after the blower door verifies the air barrier tight.</w:t>
+        <w:t>•  Both install crews share the site Days 1–2. The whole install finishes Day 2.</w:t>
       </w:r>
     </w:p>
     <w:p>
@@ -1408,7 +1408,21 @@
           <w:i w:val="0"/>
           <w:sz w:val="20"/>
         </w:rPr>
-        <w:t>•  QC day is non-production: final numbers, walkthrough, sign-off.</w:t>
+        <w:t>•  The QC day is not a production day. Final numbers, full walkthrough, sign-off.</w:t>
+      </w:r>
+    </w:p>
+    <w:p>
+      <w:pPr>
+        <w:spacing w:before="40" w:after="40"/>
+      </w:pPr>
+      <w:r>
+        <w:rPr>
+          <w:rFonts w:ascii="Arial" w:hAnsi="Arial"/>
+          <w:b w:val="0"/>
+          <w:i w:val="0"/>
+          <w:sz w:val="20"/>
+        </w:rPr>
+        <w:t>•  If the Day-2 blower door fails, chase leaks and retest before blowing. If that pushes past end of day, call Kyle before changing the rest of the week.</w:t>
       </w:r>
     </w:p>
     <w:p>
@@ -1436,7 +1450,7 @@
           <w:i w:val="0"/>
           <w:sz w:val="20"/>
         </w:rPr>
-        <w:t xml:space="preserve">   Day 1 (Mon) — Furnace out + attic open + air-seal start:  _______________________</w:t>
+        <w:t xml:space="preserve">   Day 1 (Mon) · Furnace out + attic open + air-seal start:  _______________________</w:t>
       </w:r>
     </w:p>
     <w:p>
@@ -1450,7 +1464,7 @@
           <w:i w:val="0"/>
           <w:sz w:val="20"/>
         </w:rPr>
-        <w:t xml:space="preserve">   Day 2 (Tue) — Heat pump + ducts + seal + blow:  _______________________</w:t>
+        <w:t xml:space="preserve">   Day 2 (Tue) · Heat pump + ducts + seal + blow:  _______________________</w:t>
       </w:r>
     </w:p>
     <w:p>
@@ -1464,7 +1478,63 @@
           <w:i w:val="0"/>
           <w:sz w:val="20"/>
         </w:rPr>
-        <w:t xml:space="preserve">   QC Day (Wed) — Test + walkthrough + sign-off:  _______________________</w:t>
+        <w:t xml:space="preserve">   QC Day (Wed) · Test + walkthrough + sign-off:  _______________________</w:t>
+      </w:r>
+    </w:p>
+    <w:p>
+      <w:pPr>
+        <w:spacing w:before="200" w:after="80"/>
+        <w:pBdr>
+          <w:bottom w:val="single" w:sz="8" w:space="1" w:color="7BA05B"/>
+        </w:pBdr>
+      </w:pPr>
+      <w:r>
+        <w:rPr>
+          <w:rFonts w:ascii="Arial" w:hAnsi="Arial"/>
+          <w:b/>
+          <w:color w:val="2D5016"/>
+          <w:sz w:val="24"/>
+        </w:rPr>
+        <w:t>Key Gates — sign off before moving on</w:t>
+      </w:r>
+    </w:p>
+    <w:p>
+      <w:pPr>
+        <w:spacing w:before="20" w:after="20"/>
+        <w:ind w:left="360"/>
+      </w:pPr>
+      <w:r>
+        <w:rPr>
+          <w:rFonts w:ascii="Arial" w:hAnsi="Arial"/>
+          <w:sz w:val="20"/>
+        </w:rPr>
+        <w:t>☐  Day 1: attic vacuumed and open · furnace out, gas capped at the appliance · ODU circuit live    ______  (crew lead / time)</w:t>
+      </w:r>
+    </w:p>
+    <w:p>
+      <w:pPr>
+        <w:spacing w:before="20" w:after="20"/>
+        <w:ind w:left="360"/>
+      </w:pPr>
+      <w:r>
+        <w:rPr>
+          <w:rFonts w:ascii="Arial" w:hAnsi="Arial"/>
+          <w:sz w:val="20"/>
+        </w:rPr>
+        <w:t>☐  Day 2: air seal complete · blower door result: __________ CFM50 (a pass starts the blow) · R-49 blown, depth markers visible    ______  (crew lead / time)</w:t>
+      </w:r>
+    </w:p>
+    <w:p>
+      <w:pPr>
+        <w:spacing w:before="20" w:after="20"/>
+        <w:ind w:left="360"/>
+      </w:pPr>
+      <w:r>
+        <w:rPr>
+          <w:rFonts w:ascii="Arial" w:hAnsi="Arial"/>
+          <w:sz w:val="20"/>
+        </w:rPr>
+        <w:t>☐  QC Day: every measure walked · Casey signed off · final photos sent to the office    ______  (crew lead / time)</w:t>
       </w:r>
     </w:p>
     <w:p>
@@ -1670,7 +1740,7 @@
                 <w:rFonts w:ascii="Arial" w:hAnsi="Arial"/>
                 <w:sz w:val="18"/>
               </w:rPr>
-              <w:t>Remove gas furnace</w:t>
+              <w:t>Remove the gas furnace</w:t>
             </w:r>
           </w:p>
         </w:tc>
@@ -1698,7 +1768,7 @@
                 <w:rFonts w:ascii="Arial" w:hAnsi="Arial"/>
                 <w:sz w:val="18"/>
               </w:rPr>
-              <w:t>Cap gas at the appliance, remove furnace + attic duct runs, haul away</w:t>
+              <w:t>Cap the gas at the appliance. Remove the furnace and all attic duct runs. Haul away.</w:t>
             </w:r>
           </w:p>
         </w:tc>
@@ -1784,7 +1854,7 @@
                 <w:rFonts w:ascii="Arial" w:hAnsi="Arial"/>
                 <w:sz w:val="18"/>
               </w:rPr>
-              <w:t>Install ductless heat pump</w:t>
+              <w:t>Install the ductless heat pump</w:t>
             </w:r>
           </w:p>
         </w:tc>
@@ -1812,7 +1882,7 @@
                 <w:rFonts w:ascii="Arial" w:hAnsi="Arial"/>
                 <w:sz w:val="18"/>
               </w:rPr>
-              <w:t>24k cold-climate outdoor unit on east wall pad, 12k wall head (living), 9k wall head (bedroom), linesets through attic</w:t>
+              <w:t>24k cold-climate outdoor unit on the east-wall pad. 12k wall head in the living room, 9k in the bedroom. Linesets run through the attic.</w:t>
             </w:r>
           </w:p>
         </w:tc>
@@ -1926,7 +1996,7 @@
                 <w:rFonts w:ascii="Arial" w:hAnsi="Arial"/>
                 <w:sz w:val="18"/>
               </w:rPr>
-              <w:t>Duct new 300 CFM hood through upper cabinet, out the wall cap with damper</w:t>
+              <w:t>Duct the new 300 CFM hood through the upper cabinet and out the wall cap with a damper.</w:t>
             </w:r>
           </w:p>
         </w:tc>
@@ -2040,7 +2110,7 @@
                 <w:rFonts w:ascii="Arial" w:hAnsi="Arial"/>
                 <w:sz w:val="18"/>
               </w:rPr>
-              <w:t>ENERGY STAR 110 CFM fan with humidistat, duct out the roof, first 3 ft straight</w:t>
+              <w:t>ENERGY STAR 110 CFM fan with humidistat. Duct out the roof — first 3 feet straight.</w:t>
             </w:r>
           </w:p>
         </w:tc>
@@ -2154,7 +2224,7 @@
                 <w:rFonts w:ascii="Arial" w:hAnsi="Arial"/>
                 <w:sz w:val="18"/>
               </w:rPr>
-              <w:t>Full ceiling plane: top plates, can lights, penetrations, flue dam; hold the hood + bath-fan duct spots Day 1 and close them after HVAC runs ducts Day 2</w:t>
+              <w:t>The full ceiling plane: top plates, can lights, penetrations, flue dam. Hold the hood and bath-fan duct spots open Day 1. Seal around the new ducts after HVAC runs them Day 2.</w:t>
             </w:r>
           </w:p>
         </w:tc>
@@ -2268,7 +2338,7 @@
                 <w:rFonts w:ascii="Arial" w:hAnsi="Arial"/>
                 <w:sz w:val="18"/>
               </w:rPr>
-              <w:t>Baffles at every eave bay, hatch dam + weatherstrip, 3 depth markers, then blow R-49 cellulose over 940 sf</w:t>
+              <w:t>Baffles at every eave bay. Hatch dam + weatherstrip. 3 depth markers. Then blow R-49 cellulose over 940 sf.</w:t>
             </w:r>
           </w:p>
         </w:tc>
@@ -2354,7 +2424,7 @@
                 <w:rFonts w:ascii="Arial" w:hAnsi="Arial"/>
                 <w:sz w:val="18"/>
               </w:rPr>
-              <w:t>New 240V circuit for heat pump</w:t>
+              <w:t>New 240V circuit for the heat pump</w:t>
             </w:r>
           </w:p>
         </w:tc>
@@ -2382,7 +2452,7 @@
                 <w:rFonts w:ascii="Arial" w:hAnsi="Arial"/>
                 <w:sz w:val="18"/>
               </w:rPr>
-              <w:t>25A 2-pole breaker, 10/2 from panel to east-wall disconnect, whip to ODU</w:t>
+              <w:t>25A 2-pole breaker, 10/2 from the panel to the east-wall disconnect, whip to the ODU.</w:t>
             </w:r>
           </w:p>
         </w:tc>
@@ -3001,7 +3071,7 @@
           <w:rFonts w:ascii="Arial" w:hAnsi="Arial"/>
           <w:sz w:val="20"/>
         </w:rPr>
-        <w:t>furnace out, gas capped at the appliance, attic ducts out</w:t>
+        <w:t>pull the furnace, cap the gas at the appliance, take the attic ducts out</w:t>
       </w:r>
     </w:p>
     <w:p>
@@ -3022,7 +3092,7 @@
           <w:rFonts w:ascii="Arial" w:hAnsi="Arial"/>
           <w:sz w:val="20"/>
         </w:rPr>
-        <w:t>vacuum attic clean, start air seal, hold hood/fan duct spots</w:t>
+        <w:t>vacuum the attic clean, start the air seal, hold the hood and bath-fan duct spots open</w:t>
       </w:r>
     </w:p>
     <w:p>
@@ -3043,7 +3113,7 @@
           <w:rFonts w:ascii="Arial" w:hAnsi="Arial"/>
           <w:sz w:val="20"/>
         </w:rPr>
-        <w:t>run + energize ODU circuit</w:t>
+        <w:t>run the ODU circuit and turn it on</w:t>
       </w:r>
     </w:p>
     <w:p>
@@ -3107,7 +3177,7 @@
           <w:rFonts w:ascii="Arial" w:hAnsi="Arial"/>
           <w:sz w:val="20"/>
         </w:rPr>
-        <w:t>set ODU + heads + linesets, run hood + bath-fan ducts, commission both zones</w:t>
+        <w:t>set the ODU, both heads, and linesets, run the hood and bath-fan ducts, commission both zones</w:t>
       </w:r>
     </w:p>
     <w:p>
@@ -3128,7 +3198,7 @@
           <w:rFonts w:ascii="Arial" w:hAnsi="Arial"/>
           <w:sz w:val="20"/>
         </w:rPr>
-        <w:t>seal around new ducts, finish air seal, attic prep</w:t>
+        <w:t>seal around the new ducts, finish the air seal, finish attic prep</w:t>
       </w:r>
     </w:p>
     <w:p>
@@ -3141,7 +3211,7 @@
           <w:rFonts w:ascii="Arial" w:hAnsi="Arial"/>
           <w:sz w:val="20"/>
         </w:rPr>
-        <w:t>☐  blower door verifies tight</w:t>
+        <w:t>☐  blower door proves the plane tight</w:t>
       </w:r>
     </w:p>
     <w:p>
@@ -3231,7 +3301,7 @@
           <w:rFonts w:ascii="Arial" w:hAnsi="Arial"/>
           <w:sz w:val="20"/>
         </w:rPr>
-        <w:t>☐  walk every measure</w:t>
+        <w:t>☐  walk every measure against this work order</w:t>
       </w:r>
     </w:p>
     <w:p>
@@ -3244,7 +3314,7 @@
           <w:rFonts w:ascii="Arial" w:hAnsi="Arial"/>
           <w:sz w:val="20"/>
         </w:rPr>
-        <w:t>☐  homeowner sign-off</w:t>
+        <w:t>☐  Casey signs off</w:t>
       </w:r>
     </w:p>
     <w:p>
@@ -3301,7 +3371,7 @@
           <w:i w:val="0"/>
           <w:sz w:val="20"/>
         </w:rPr>
-        <w:t>•  Homeowner is on video calls in the back office — knock at the front door, headphones mean go around</w:t>
+        <w:t>•  Casey is on video calls in the back office. Knock at the front door. Headphones mean go around.</w:t>
       </w:r>
     </w:p>
     <w:p>
@@ -3315,7 +3385,7 @@
           <w:i w:val="0"/>
           <w:sz w:val="20"/>
         </w:rPr>
-        <w:t>•  Keep the driveway clear of material staging after 4pm (street sweeping Tuesday)</w:t>
+        <w:t>•  The cat is friendly and sneaky. Check for her before closing the attic hatch.</w:t>
       </w:r>
     </w:p>
     <w:p>
@@ -3329,7 +3399,35 @@
           <w:i w:val="0"/>
           <w:sz w:val="20"/>
         </w:rPr>
-        <w:t>•  Cat is friendly and sneaky — check for her before closing the attic hatch</w:t>
+        <w:t>•  hvac: The hood and bath-fan duct spots are marked with orange paint in the attic — WX held them open Day 1. Run your ducts there, then tell WX so they can seal around them.</w:t>
+      </w:r>
+    </w:p>
+    <w:p>
+      <w:pPr>
+        <w:spacing w:before="40" w:after="40"/>
+      </w:pPr>
+      <w:r>
+        <w:rPr>
+          <w:rFonts w:ascii="Arial" w:hAnsi="Arial"/>
+          <w:b w:val="0"/>
+          <w:i w:val="0"/>
+          <w:sz w:val="20"/>
+        </w:rPr>
+        <w:t>•  elec: The panel is in the garage, two spare spaces lower right. Land the circuit there and label it HEAT PUMP.</w:t>
+      </w:r>
+    </w:p>
+    <w:p>
+      <w:pPr>
+        <w:spacing w:before="40" w:after="40"/>
+      </w:pPr>
+      <w:r>
+        <w:rPr>
+          <w:rFonts w:ascii="Arial" w:hAnsi="Arial"/>
+          <w:b w:val="0"/>
+          <w:i w:val="0"/>
+          <w:sz w:val="20"/>
+        </w:rPr>
+        <w:t>•  wx: Depth markers go in before the blow — minimum 3, visible from the hatch.</w:t>
       </w:r>
     </w:p>
     <w:p>
@@ -3359,7 +3457,7 @@
           <w:rFonts w:ascii="Arial" w:hAnsi="Arial"/>
           <w:sz w:val="20"/>
         </w:rPr>
-        <w:t>☐  Both heads: heat and cool on each remote, "heat"/"cool" modes not "auto", fan on automatic</w:t>
+        <w:t>☐  Both remotes: heat and cool on each head. Set "heat" or "cool" — leave "auto" alone. Fan on automatic.</w:t>
       </w:r>
     </w:p>
     <w:p>
@@ -3372,7 +3470,7 @@
           <w:rFonts w:ascii="Arial" w:hAnsi="Arial"/>
           <w:sz w:val="20"/>
         </w:rPr>
-        <w:t>☐  Filter cleaning on both heads — demonstrate it hands-on, homeowner does the second one</w:t>
+        <w:t>☐  Filter cleaning on both heads. Demonstrate the first one hands-on; Casey does the second.</w:t>
       </w:r>
     </w:p>
     <w:p>
@@ -3385,7 +3483,7 @@
           <w:rFonts w:ascii="Arial" w:hAnsi="Arial"/>
           <w:sz w:val="20"/>
         </w:rPr>
-        <w:t>☐  Bath fan humidistat: what the light means, when it runs on its own</w:t>
+        <w:t>☐  Bath fan humidistat: what the light means and when it runs on its own.</w:t>
       </w:r>
     </w:p>
     <w:p>
@@ -3398,7 +3496,7 @@
           <w:rFonts w:ascii="Arial" w:hAnsi="Arial"/>
           <w:sz w:val="20"/>
         </w:rPr>
-        <w:t>☐  Range hood damper cap outside — what it looks like when it's working</w:t>
+        <w:t>☐  Range hood damper cap outside — show what it looks like when it's working.</w:t>
       </w:r>
     </w:p>
     <w:p>
@@ -3411,7 +3509,7 @@
           <w:rFonts w:ascii="Arial" w:hAnsi="Arial"/>
           <w:sz w:val="20"/>
         </w:rPr>
-        <w:t>☐  New breaker location in the panel, labeled</w:t>
+        <w:t>☐  The new breaker in the panel, labeled HEAT PUMP.</w:t>
       </w:r>
     </w:p>
     <w:p>
@@ -3424,7 +3522,7 @@
           <w:rFonts w:ascii="Arial" w:hAnsi="Arial"/>
           <w:sz w:val="20"/>
         </w:rPr>
-        <w:t>☐  Leave both manuals + remotes on the kitchen counter</w:t>
+        <w:t>☐  Manuals and remotes stay on the kitchen counter.</w:t>
       </w:r>
     </w:p>
     <w:p>
@@ -3552,7 +3650,7 @@
                 <w:i/>
                 <w:sz w:val="16"/>
               </w:rPr>
-              <w:t>Furnace closet, hallway — gas capped at the appliance Day 1</w:t>
+              <w:t>Furnace closet in the hallway. Cap the gas at the appliance — the meter stays live for the range and water heater.</w:t>
             </w:r>
           </w:p>
         </w:tc>
@@ -3570,7 +3668,7 @@
                 <w:i/>
                 <w:sz w:val="16"/>
               </w:rPr>
-              <w:t>Attic from hatch — vacuum out, air-seal, baffles at every eave bay</w:t>
+              <w:t>Attic from the hatch. Vacuum out, air-seal, baffles at every eave bay — all before the blow.</w:t>
             </w:r>
           </w:p>
         </w:tc>
@@ -3674,7 +3772,7 @@
                 <w:i/>
                 <w:sz w:val="16"/>
               </w:rPr>
-              <w:t>Panel in garage — ODU circuit lands in the spare spaces, lower right</w:t>
+              <w:t>Panel in the garage. Land the ONE new 25A/240V heat-pump circuit in the spare spaces, lower right. Label it HEAT PUMP.</w:t>
             </w:r>
           </w:p>
         </w:tc>
@@ -3692,7 +3790,7 @@
                 <w:i/>
                 <w:sz w:val="16"/>
               </w:rPr>
-              <w:t>East wall ODU location — pad here, lineset penetration sealed after ducts run</w:t>
+              <w:t>East wall. The ODU pad goes here. Seal the lineset penetration after the ducts run.</w:t>
             </w:r>
           </w:p>
         </w:tc>
@@ -3796,7 +3894,7 @@
                 <w:i/>
                 <w:sz w:val="16"/>
               </w:rPr>
-              <w:t>Hall bath fan location — duct out the roof, first 3 ft straight</w:t>
+              <w:t>Hall bath fan location. Duct out the roof — first 3 feet straight.</w:t>
             </w:r>
           </w:p>
         </w:tc>
@@ -3814,7 +3912,7 @@
                 <w:i/>
                 <w:sz w:val="16"/>
               </w:rPr>
-              <w:t>Range wall — hood ducts through the upper cabinet, out the wall cap</w:t>
+              <w:t>Range wall. The hood ducts through the upper cabinet and out the wall cap. Mount the controls where Casey can reach them.</w:t>
             </w:r>
           </w:p>
         </w:tc>
